--- a/report/Review2_Speaker_Notes.docx
+++ b/report/Review2_Speaker_Notes.docx
@@ -1364,7 +1364,7 @@
           <w:sz w:val="22"/>
           <w:szCs w:val="22"/>
         </w:rPr>
-        <w:t xml:space="preserve">The course is about how lexer generators work, so we built the pipeline ourselves. PLY is used as the reference lexer, and a test checks that our engine produces identical tokens on the four classes it covers.</w:t>
+        <w:t xml:space="preserve">The course is about how lexer generators work, so we built the pipeline ourselves. Be clear on one point: the tokenizer used in the experiments is built on PLY. Our regex-to-DFA engine is a separate implementation, and a test checks that it produces identical tokens to the PLY lexer on the four classes it covers. So the DFA engine is verified against PLY, but PLY does the classification runs.</w:t>
       </w:r>
     </w:p>
     <w:p>
